--- a/templates/6. Project Documentation/FSD Documentation Format.docx
+++ b/templates/6. Project Documentation/FSD Documentation Format.docx
@@ -195,61 +195,7 @@
         </w:rPr>
       </w:pPr>
       <w:r>
-        <w:rPr>
-          <w:rFonts w:ascii="Noto Sans Symbols" w:cs="Noto Sans Symbols" w:eastAsia="Noto Sans Symbols" w:hAnsi="Noto Sans Symbols"/>
-          <w:b w:val="0"/>
-          <w:bCs w:val="0"/>
-          <w:i w:val="0"/>
-          <w:iCs w:val="0"/>
-          <w:smallCaps w:val="0"/>
-          <w:strike w:val="0"/>
-          <w:color w:val="000000"/>
-          <w:sz w:val="19.920000076293945"/>
-          <w:szCs w:val="19.920000076293945"/>
-          <w:u w:val="none"/>
-          <w:shd w:fill="auto" w:val="clear"/>
-          <w:vertAlign w:val="baseline"/>
-          <w:rtl w:val="0"/>
-        </w:rPr>
-        <w:t xml:space="preserve">• </w:t>
-      </w:r>
-      <w:r>
-        <w:rPr>
-          <w:rFonts w:ascii="Times New Roman" w:cs="Times New Roman" w:eastAsia="Times New Roman" w:hAnsi="Times New Roman"/>
-          <w:b w:val="1"/>
-          <w:bCs w:val="1"/>
-          <w:i w:val="0"/>
-          <w:iCs w:val="0"/>
-          <w:smallCaps w:val="0"/>
-          <w:strike w:val="0"/>
-          <w:color w:val="000000"/>
-          <w:sz w:val="24"/>
-          <w:szCs w:val="24"/>
-          <w:u w:val="none"/>
-          <w:shd w:fill="auto" w:val="clear"/>
-          <w:vertAlign w:val="baseline"/>
-          <w:rtl w:val="0"/>
-        </w:rPr>
-        <w:t xml:space="preserve">Project Title: </w:t>
-      </w:r>
-      <w:r>
-        <w:rPr>
-          <w:rFonts w:ascii="Times New Roman" w:cs="Times New Roman" w:eastAsia="Times New Roman" w:hAnsi="Times New Roman"/>
-          <w:b w:val="0"/>
-          <w:bCs w:val="0"/>
-          <w:i w:val="0"/>
-          <w:iCs w:val="0"/>
-          <w:smallCaps w:val="0"/>
-          <w:strike w:val="0"/>
-          <w:color w:val="000000"/>
-          <w:sz w:val="24"/>
-          <w:szCs w:val="24"/>
-          <w:u w:val="none"/>
-          <w:shd w:fill="auto" w:val="clear"/>
-          <w:vertAlign w:val="baseline"/>
-          <w:rtl w:val="0"/>
-        </w:rPr>
-        <w:t xml:space="preserve">[Your Project Title] </w:t>
+        <w:t xml:space="preserve">• DarshanEase - Smart Temple Darshan System: [Your DarshanEase - Smart Temple Darshan System] </w:t>
       </w:r>
     </w:p>
     <w:p>
@@ -286,61 +232,7 @@
         </w:rPr>
       </w:pPr>
       <w:r>
-        <w:rPr>
-          <w:rFonts w:ascii="Noto Sans Symbols" w:cs="Noto Sans Symbols" w:eastAsia="Noto Sans Symbols" w:hAnsi="Noto Sans Symbols"/>
-          <w:b w:val="0"/>
-          <w:bCs w:val="0"/>
-          <w:i w:val="0"/>
-          <w:iCs w:val="0"/>
-          <w:smallCaps w:val="0"/>
-          <w:strike w:val="0"/>
-          <w:color w:val="000000"/>
-          <w:sz w:val="19.920000076293945"/>
-          <w:szCs w:val="19.920000076293945"/>
-          <w:u w:val="none"/>
-          <w:shd w:fill="auto" w:val="clear"/>
-          <w:vertAlign w:val="baseline"/>
-          <w:rtl w:val="0"/>
-        </w:rPr>
-        <w:t xml:space="preserve">• </w:t>
-      </w:r>
-      <w:r>
-        <w:rPr>
-          <w:rFonts w:ascii="Times New Roman" w:cs="Times New Roman" w:eastAsia="Times New Roman" w:hAnsi="Times New Roman"/>
-          <w:b w:val="1"/>
-          <w:bCs w:val="1"/>
-          <w:i w:val="0"/>
-          <w:iCs w:val="0"/>
-          <w:smallCaps w:val="0"/>
-          <w:strike w:val="0"/>
-          <w:color w:val="000000"/>
-          <w:sz w:val="24"/>
-          <w:szCs w:val="24"/>
-          <w:u w:val="none"/>
-          <w:shd w:fill="auto" w:val="clear"/>
-          <w:vertAlign w:val="baseline"/>
-          <w:rtl w:val="0"/>
-        </w:rPr>
-        <w:t xml:space="preserve">Team Members: </w:t>
-      </w:r>
-      <w:r>
-        <w:rPr>
-          <w:rFonts w:ascii="Times New Roman" w:cs="Times New Roman" w:eastAsia="Times New Roman" w:hAnsi="Times New Roman"/>
-          <w:b w:val="0"/>
-          <w:bCs w:val="0"/>
-          <w:i w:val="0"/>
-          <w:iCs w:val="0"/>
-          <w:smallCaps w:val="0"/>
-          <w:strike w:val="0"/>
-          <w:color w:val="000000"/>
-          <w:sz w:val="24"/>
-          <w:szCs w:val="24"/>
-          <w:u w:val="none"/>
-          <w:shd w:fill="auto" w:val="clear"/>
-          <w:vertAlign w:val="baseline"/>
-          <w:rtl w:val="0"/>
-        </w:rPr>
-        <w:t xml:space="preserve">List team members and their roles. </w:t>
+        <w:t>Team Members: Rahul Sharma</w:t>
       </w:r>
     </w:p>
     <w:p>
